--- a/informes/informe_seguimiento_luis_ramos_rivas_a_chapa_2026-04.docx
+++ b/informes/informe_seguimiento_luis_ramos_rivas_a_chapa_2026-04.docx
@@ -32,7 +32,7 @@
           <w:color w:val="888888"/>
           <w:sz w:val="20"/>
         </w:rPr>
-        <w:t>Fecha: 06/05/2026</w:t>
+        <w:t>Fecha: 07/05/2026</w:t>
       </w:r>
     </w:p>
     <w:p/>
@@ -178,15 +178,16 @@
         <w:tblLook w:firstColumn="1" w:firstRow="1" w:lastColumn="0" w:lastRow="0" w:noHBand="0" w:noVBand="1" w:val="04A0"/>
       </w:tblPr>
       <w:tblGrid>
-        <w:gridCol w:w="2257"/>
-        <w:gridCol w:w="2257"/>
-        <w:gridCol w:w="2257"/>
-        <w:gridCol w:w="2257"/>
+        <w:gridCol w:w="1806"/>
+        <w:gridCol w:w="1806"/>
+        <w:gridCol w:w="1806"/>
+        <w:gridCol w:w="1806"/>
+        <w:gridCol w:w="1806"/>
       </w:tblGrid>
       <w:tr>
         <w:tc>
           <w:tcPr>
-            <w:tcW w:type="dxa" w:w="2257"/>
+            <w:tcW w:type="dxa" w:w="1806"/>
           </w:tcPr>
           <w:p>
             <w:r>
@@ -199,7 +200,7 @@
         </w:tc>
         <w:tc>
           <w:tcPr>
-            <w:tcW w:type="dxa" w:w="2257"/>
+            <w:tcW w:type="dxa" w:w="1806"/>
           </w:tcPr>
           <w:p>
             <w:r>
@@ -212,7 +213,7 @@
         </w:tc>
         <w:tc>
           <w:tcPr>
-            <w:tcW w:type="dxa" w:w="2257"/>
+            <w:tcW w:type="dxa" w:w="1806"/>
           </w:tcPr>
           <w:p>
             <w:r>
@@ -225,7 +226,20 @@
         </w:tc>
         <w:tc>
           <w:tcPr>
-            <w:tcW w:type="dxa" w:w="2257"/>
+            <w:tcW w:type="dxa" w:w="1806"/>
+          </w:tcPr>
+          <w:p>
+            <w:r>
+              <w:rPr>
+                <w:b/>
+              </w:rPr>
+              <w:t>Observaciones</w:t>
+            </w:r>
+          </w:p>
+        </w:tc>
+        <w:tc>
+          <w:tcPr>
+            <w:tcW w:type="dxa" w:w="1806"/>
           </w:tcPr>
           <w:p>
             <w:r>
@@ -240,7 +254,7 @@
       <w:tr>
         <w:tc>
           <w:tcPr>
-            <w:tcW w:type="dxa" w:w="2257"/>
+            <w:tcW w:type="dxa" w:w="1806"/>
           </w:tcPr>
           <w:p>
             <w:r>
@@ -250,7 +264,7 @@
         </w:tc>
         <w:tc>
           <w:tcPr>
-            <w:tcW w:type="dxa" w:w="2257"/>
+            <w:tcW w:type="dxa" w:w="1806"/>
           </w:tcPr>
           <w:p>
             <w:r/>
@@ -258,7 +272,7 @@
         </w:tc>
         <w:tc>
           <w:tcPr>
-            <w:tcW w:type="dxa" w:w="2257"/>
+            <w:tcW w:type="dxa" w:w="1806"/>
           </w:tcPr>
           <w:p>
             <w:r/>
@@ -266,7 +280,15 @@
         </w:tc>
         <w:tc>
           <w:tcPr>
-            <w:tcW w:type="dxa" w:w="2257"/>
+            <w:tcW w:type="dxa" w:w="1806"/>
+          </w:tcPr>
+          <w:p>
+            <w:r/>
+          </w:p>
+        </w:tc>
+        <w:tc>
+          <w:tcPr>
+            <w:tcW w:type="dxa" w:w="1806"/>
           </w:tcPr>
           <w:p>
             <w:r/>
@@ -276,7 +298,7 @@
       <w:tr>
         <w:tc>
           <w:tcPr>
-            <w:tcW w:type="dxa" w:w="2257"/>
+            <w:tcW w:type="dxa" w:w="1806"/>
           </w:tcPr>
           <w:p>
             <w:r>
@@ -286,7 +308,7 @@
         </w:tc>
         <w:tc>
           <w:tcPr>
-            <w:tcW w:type="dxa" w:w="2257"/>
+            <w:tcW w:type="dxa" w:w="1806"/>
           </w:tcPr>
           <w:p>
             <w:r/>
@@ -294,7 +316,7 @@
         </w:tc>
         <w:tc>
           <w:tcPr>
-            <w:tcW w:type="dxa" w:w="2257"/>
+            <w:tcW w:type="dxa" w:w="1806"/>
           </w:tcPr>
           <w:p>
             <w:r/>
@@ -302,7 +324,15 @@
         </w:tc>
         <w:tc>
           <w:tcPr>
-            <w:tcW w:type="dxa" w:w="2257"/>
+            <w:tcW w:type="dxa" w:w="1806"/>
+          </w:tcPr>
+          <w:p>
+            <w:r/>
+          </w:p>
+        </w:tc>
+        <w:tc>
+          <w:tcPr>
+            <w:tcW w:type="dxa" w:w="1806"/>
           </w:tcPr>
           <w:p>
             <w:r/>
@@ -312,7 +342,7 @@
       <w:tr>
         <w:tc>
           <w:tcPr>
-            <w:tcW w:type="dxa" w:w="2257"/>
+            <w:tcW w:type="dxa" w:w="1806"/>
           </w:tcPr>
           <w:p>
             <w:r>
@@ -322,7 +352,7 @@
         </w:tc>
         <w:tc>
           <w:tcPr>
-            <w:tcW w:type="dxa" w:w="2257"/>
+            <w:tcW w:type="dxa" w:w="1806"/>
           </w:tcPr>
           <w:p>
             <w:r/>
@@ -330,7 +360,7 @@
         </w:tc>
         <w:tc>
           <w:tcPr>
-            <w:tcW w:type="dxa" w:w="2257"/>
+            <w:tcW w:type="dxa" w:w="1806"/>
           </w:tcPr>
           <w:p>
             <w:r/>
@@ -338,7 +368,15 @@
         </w:tc>
         <w:tc>
           <w:tcPr>
-            <w:tcW w:type="dxa" w:w="2257"/>
+            <w:tcW w:type="dxa" w:w="1806"/>
+          </w:tcPr>
+          <w:p>
+            <w:r/>
+          </w:p>
+        </w:tc>
+        <w:tc>
+          <w:tcPr>
+            <w:tcW w:type="dxa" w:w="1806"/>
           </w:tcPr>
           <w:p>
             <w:r/>
@@ -348,7 +386,7 @@
       <w:tr>
         <w:tc>
           <w:tcPr>
-            <w:tcW w:type="dxa" w:w="2257"/>
+            <w:tcW w:type="dxa" w:w="1806"/>
           </w:tcPr>
           <w:p>
             <w:r>
@@ -358,7 +396,7 @@
         </w:tc>
         <w:tc>
           <w:tcPr>
-            <w:tcW w:type="dxa" w:w="2257"/>
+            <w:tcW w:type="dxa" w:w="1806"/>
           </w:tcPr>
           <w:p>
             <w:r/>
@@ -366,7 +404,7 @@
         </w:tc>
         <w:tc>
           <w:tcPr>
-            <w:tcW w:type="dxa" w:w="2257"/>
+            <w:tcW w:type="dxa" w:w="1806"/>
           </w:tcPr>
           <w:p>
             <w:r/>
@@ -374,7 +412,15 @@
         </w:tc>
         <w:tc>
           <w:tcPr>
-            <w:tcW w:type="dxa" w:w="2257"/>
+            <w:tcW w:type="dxa" w:w="1806"/>
+          </w:tcPr>
+          <w:p>
+            <w:r/>
+          </w:p>
+        </w:tc>
+        <w:tc>
+          <w:tcPr>
+            <w:tcW w:type="dxa" w:w="1806"/>
           </w:tcPr>
           <w:p>
             <w:r/>
@@ -384,7 +430,7 @@
       <w:tr>
         <w:tc>
           <w:tcPr>
-            <w:tcW w:type="dxa" w:w="2257"/>
+            <w:tcW w:type="dxa" w:w="1806"/>
           </w:tcPr>
           <w:p>
             <w:r>
@@ -394,7 +440,7 @@
         </w:tc>
         <w:tc>
           <w:tcPr>
-            <w:tcW w:type="dxa" w:w="2257"/>
+            <w:tcW w:type="dxa" w:w="1806"/>
           </w:tcPr>
           <w:p>
             <w:r/>
@@ -402,7 +448,7 @@
         </w:tc>
         <w:tc>
           <w:tcPr>
-            <w:tcW w:type="dxa" w:w="2257"/>
+            <w:tcW w:type="dxa" w:w="1806"/>
           </w:tcPr>
           <w:p>
             <w:r/>
@@ -410,7 +456,15 @@
         </w:tc>
         <w:tc>
           <w:tcPr>
-            <w:tcW w:type="dxa" w:w="2257"/>
+            <w:tcW w:type="dxa" w:w="1806"/>
+          </w:tcPr>
+          <w:p>
+            <w:r/>
+          </w:p>
+        </w:tc>
+        <w:tc>
+          <w:tcPr>
+            <w:tcW w:type="dxa" w:w="1806"/>
           </w:tcPr>
           <w:p>
             <w:r/>

--- a/informes/informe_seguimiento_luis_ramos_rivas_a_chapa_2026-04.docx
+++ b/informes/informe_seguimiento_luis_ramos_rivas_a_chapa_2026-04.docx
@@ -159,7 +159,62 @@
     </w:p>
     <w:p>
       <w:r>
-        <w:t>Sin datos registrados</w:t>
+        <w:t>Rivas Audi (51AQ1 AU) — Audi Service</w:t>
+      </w:r>
+    </w:p>
+    <w:p>
+      <w:r>
+        <w:t>Total: 5/8 puntos</w:t>
+      </w:r>
+    </w:p>
+    <w:p>
+      <w:r>
+        <w:rPr>
+          <w:b/>
+          <w:color w:val="1A7A3C"/>
+        </w:rPr>
+        <w:t>Puntos positivos</w:t>
+      </w:r>
+    </w:p>
+    <w:p>
+      <w:pPr>
+        <w:pStyle w:val="ListBullet"/>
+      </w:pPr>
+      <w:r>
+        <w:t>Medidas de Servicio (EC28): 0,00% — 2/2 pts  |  Referencia: 0pts &gt;5% | 1pt ≤5% | 2pts ≤1%</w:t>
+      </w:r>
+    </w:p>
+    <w:p>
+      <w:pPr>
+        <w:pStyle w:val="ListBullet"/>
+      </w:pPr>
+      <w:r>
+        <w:t>Conectividad Posventa: 47,76% — 2/2 pts  |  Referencia: 0pts &lt;25% | 1pt ≥25% | 2pts ≥45%</w:t>
+      </w:r>
+    </w:p>
+    <w:p>
+      <w:r>
+        <w:rPr>
+          <w:b/>
+          <w:color w:val="C0392B"/>
+        </w:rPr>
+        <w:t>Puntos a mejorar</w:t>
+      </w:r>
+    </w:p>
+    <w:p>
+      <w:pPr>
+        <w:pStyle w:val="ListBullet"/>
+      </w:pPr>
+      <w:r>
+        <w:t>Satisfacción General (CEM Q4): 4,69 — 1/2 pts  |  Referencia: 0pts &lt;4,60 | 1pt ≥4,60 | 2pts ≥4,80</w:t>
+      </w:r>
+    </w:p>
+    <w:p>
+      <w:pPr>
+        <w:pStyle w:val="ListBullet"/>
+      </w:pPr>
+      <w:r>
+        <w:t>Información Proceso (TRS): 62,50% — 0/2 pts  |  Referencia: 0pts &lt;80% | 1pt ≥80% | 2pts ≥90%</w:t>
       </w:r>
     </w:p>
     <w:p/>
